--- a/QuadERP Marketing Kit/04_customer_case_studies.docx
+++ b/QuadERP Marketing Kit/04_customer_case_studies.docx
@@ -2,16 +2,178 @@
 <file path=word/document.xml><?xml version="1.0" encoding="utf-8"?>
 <w:document xmlns:w="http://schemas.openxmlformats.org/wordprocessingml/2006/main" xmlns:m="http://schemas.openxmlformats.org/officeDocument/2006/math" xmlns:r="http://schemas.openxmlformats.org/officeDocument/2006/relationships" xmlns:o="urn:schemas-microsoft-com:office:office" xmlns:v="urn:schemas-microsoft-com:vml" xmlns:w10="urn:schemas-microsoft-com:office:word" xmlns:a="http://schemas.openxmlformats.org/drawingml/2006/main" xmlns:pic="http://schemas.openxmlformats.org/drawingml/2006/picture" xmlns:wp="http://schemas.openxmlformats.org/drawingml/2006/wordprocessingDrawing">
   <w:body>
-    <w:bookmarkStart w:id="25" w:name="customer-case-studies"/>
+    <w:bookmarkStart w:id="26" w:name="X264c2ba0809cbb684924a79d04bf8a12a8faed2"/>
     <w:p>
       <w:pPr>
         <w:pStyle w:val="Heading1"/>
       </w:pPr>
       <w:r>
-        <w:t xml:space="preserve">4. Customer Case Studies</w:t>
-      </w:r>
-    </w:p>
-    <w:bookmarkStart w:id="9" w:name="context"/>
+        <w:t xml:space="preserve">4. Case Study Scenarios (internal, illustrative)</w:t>
+      </w:r>
+    </w:p>
+    <w:p>
+      <w:pPr>
+        <w:pStyle w:val="Heading2"/>
+      </w:pPr>
+      <w:bookmarkStart w:id="9" w:name="not-for-publication-as-customer-stories"/>
+      <w:r>
+        <w:t xml:space="preserve">NOT FOR PUBLICATION AS CUSTOMER STORIES</w:t>
+      </w:r>
+      <w:bookmarkEnd w:id="9"/>
+    </w:p>
+    <w:p>
+      <w:pPr>
+        <w:pStyle w:val="BlockText"/>
+      </w:pPr>
+      <w:r>
+        <w:rPr>
+          <w:b/>
+          <w:bCs/>
+        </w:rPr>
+        <w:t xml:space="preserve">Nobody in this document is real.</w:t>
+      </w:r>
+      <w:r>
+        <w:t xml:space="preserve"> </w:t>
+      </w:r>
+      <w:r>
+        <w:t xml:space="preserve">Grace Addo-Mensah and Abigail do not</w:t>
+      </w:r>
+      <w:r>
+        <w:t xml:space="preserve"> </w:t>
+      </w:r>
+      <w:r>
+        <w:t xml:space="preserve">exist, they have never used QuadERP, and every sentence inside quotation</w:t>
+      </w:r>
+      <w:r>
+        <w:t xml:space="preserve"> </w:t>
+      </w:r>
+      <w:r>
+        <w:t xml:space="preserve">marks was written here rather than said by anyone. The figures are invented</w:t>
+      </w:r>
+      <w:r>
+        <w:t xml:space="preserve"> </w:t>
+      </w:r>
+      <w:r>
+        <w:t xml:space="preserve">to be plausible, not measured.</w:t>
+      </w:r>
+    </w:p>
+    <w:p>
+      <w:pPr>
+        <w:pStyle w:val="BlockText"/>
+      </w:pPr>
+      <w:r>
+        <w:t xml:space="preserve">The original note called them fictional and then said they would be featured</w:t>
+      </w:r>
+      <w:r>
+        <w:t xml:space="preserve"> </w:t>
+      </w:r>
+      <w:r>
+        <w:t xml:space="preserve">on the website as case studies. Both cannot be true. A named person with a</w:t>
+      </w:r>
+      <w:r>
+        <w:t xml:space="preserve"> </w:t>
+      </w:r>
+      <w:r>
+        <w:t xml:space="preserve">photo-shaped profile, a revenue figure and a direct quote reads as a real</w:t>
+      </w:r>
+      <w:r>
+        <w:t xml:space="preserve"> </w:t>
+      </w:r>
+      <w:r>
+        <w:t xml:space="preserve">customer to every person who sees it, whatever a disclaimer elsewhere says.</w:t>
+      </w:r>
+      <w:r>
+        <w:t xml:space="preserve"> </w:t>
+      </w:r>
+      <w:r>
+        <w:t xml:space="preserve">QuadERP has taken one signup to date, it was a test, and it was never</w:t>
+      </w:r>
+      <w:r>
+        <w:t xml:space="preserve"> </w:t>
+      </w:r>
+      <w:r>
+        <w:t xml:space="preserve">confirmed.</w:t>
+      </w:r>
+    </w:p>
+    <w:p>
+      <w:pPr>
+        <w:pStyle w:val="BlockText"/>
+      </w:pPr>
+      <w:r>
+        <w:rPr>
+          <w:b/>
+          <w:bCs/>
+        </w:rPr>
+        <w:t xml:space="preserve">What these are good for:</w:t>
+      </w:r>
+      <w:r>
+        <w:t xml:space="preserve"> </w:t>
+      </w:r>
+      <w:r>
+        <w:t xml:space="preserve">working out what a real case study needs to</w:t>
+      </w:r>
+      <w:r>
+        <w:t xml:space="preserve"> </w:t>
+      </w:r>
+      <w:r>
+        <w:t xml:space="preserve">cover, and what to ask a customer once you have one. Keep them internal,</w:t>
+      </w:r>
+      <w:r>
+        <w:t xml:space="preserve"> </w:t>
+      </w:r>
+      <w:r>
+        <w:t xml:space="preserve">and use them as the interview outline.</w:t>
+      </w:r>
+    </w:p>
+    <w:p>
+      <w:pPr>
+        <w:pStyle w:val="BlockText"/>
+      </w:pPr>
+      <w:r>
+        <w:rPr>
+          <w:b/>
+          <w:bCs/>
+        </w:rPr>
+        <w:t xml:space="preserve">What they are not good for:</w:t>
+      </w:r>
+      <w:r>
+        <w:t xml:space="preserve"> </w:t>
+      </w:r>
+      <w:r>
+        <w:t xml:space="preserve">the website, a pitch deck, WhatsApp, or</w:t>
+      </w:r>
+      <w:r>
+        <w:t xml:space="preserve"> </w:t>
+      </w:r>
+      <w:r>
+        <w:t xml:space="preserve">social media. If you want this shape of story in public before you have</w:t>
+      </w:r>
+      <w:r>
+        <w:t xml:space="preserve"> </w:t>
+      </w:r>
+      <w:r>
+        <w:t xml:space="preserve">real customers, use the site’s own convention instead. The homepage runs</w:t>
+      </w:r>
+      <w:r>
+        <w:t xml:space="preserve"> </w:t>
+      </w:r>
+      <w:r>
+        <w:t xml:space="preserve">“Scenario A, Illustration: a single-branch pharmacy in Accra”</w:t>
+      </w:r>
+      <w:r>
+        <w:t xml:space="preserve"> </w:t>
+      </w:r>
+      <w:r>
+        <w:t xml:space="preserve">with no name,</w:t>
+      </w:r>
+      <w:r>
+        <w:t xml:space="preserve"> </w:t>
+      </w:r>
+      <w:r>
+        <w:t xml:space="preserve">no quote and no claimed history, which says the same thing honestly.</w:t>
+      </w:r>
+    </w:p>
+    <w:bookmarkStart w:id="10" w:name="context"/>
     <w:p>
       <w:pPr>
         <w:pStyle w:val="Heading3"/>
@@ -25,7 +187,25 @@
         <w:pStyle w:val="FirstParagraph"/>
       </w:pPr>
       <w:r>
-        <w:t xml:space="preserve">These case studies will be featured on the QuadERP website (dedicated case studies page), included in sales pitch decks shared via email and WhatsApp, and excerpted for social media posts. While fictional, they are based on typical Ghanaian retail scenarios and represent realistic outcomes. When real customer case studies become available, these templates should be updated with actual data.</w:t>
+        <w:t xml:space="preserve">Written scenarios, based on typical Ghanaian retail situations. They exist so</w:t>
+      </w:r>
+      <w:r>
+        <w:t xml:space="preserve"> </w:t>
+      </w:r>
+      <w:r>
+        <w:t xml:space="preserve">that a real case study can be built to the same structure once a customer</w:t>
+      </w:r>
+      <w:r>
+        <w:t xml:space="preserve"> </w:t>
+      </w:r>
+      <w:r>
+        <w:t xml:space="preserve">agrees to one. Replace wholesale with actual data and a real, permitted quote</w:t>
+      </w:r>
+      <w:r>
+        <w:t xml:space="preserve"> </w:t>
+      </w:r>
+      <w:r>
+        <w:t xml:space="preserve">before any of this is used outside the company.</w:t>
       </w:r>
     </w:p>
     <w:p>
@@ -35,17 +215,17 @@
         </w:pict>
       </w:r>
     </w:p>
-    <w:bookmarkEnd w:id="9"/>
-    <w:bookmarkStart w:id="16" w:name="X50b651cfb0a1af12844fe655c820a1abbf0ef3b"/>
+    <w:bookmarkEnd w:id="10"/>
+    <w:bookmarkStart w:id="17" w:name="X72954bfe2e7d7660952a9c97388814f2d6e76e1"/>
     <w:p>
       <w:pPr>
         <w:pStyle w:val="Heading2"/>
       </w:pPr>
       <w:r>
-        <w:t xml:space="preserve">Case Study A: Grace’s Pharmacy — Stopping the Silent Bleed</w:t>
-      </w:r>
-    </w:p>
-    <w:bookmarkStart w:id="10" w:name="business-profile"/>
+        <w:t xml:space="preserve">Scenario A (illustration): a single-branch pharmacy, stopping the silent bleed</w:t>
+      </w:r>
+    </w:p>
+    <w:bookmarkStart w:id="11" w:name="business-profile"/>
     <w:p>
       <w:pPr>
         <w:pStyle w:val="Heading3"/>
@@ -269,8 +449,8 @@
         </w:pict>
       </w:r>
     </w:p>
-    <w:bookmarkEnd w:id="10"/>
-    <w:bookmarkStart w:id="11" w:name="the-problem"/>
+    <w:bookmarkEnd w:id="11"/>
+    <w:bookmarkStart w:id="12" w:name="the-problem"/>
     <w:p>
       <w:pPr>
         <w:pStyle w:val="Heading3"/>
@@ -284,7 +464,7 @@
         <w:pStyle w:val="FirstParagraph"/>
       </w:pPr>
       <w:r>
-        <w:t xml:space="preserve">Grace Addo-Mensah has run Grace’s Pharmacy in Osu for seven years. By all appearances, the business was doing well — steady foot traffic, a loyal customer base, and consistent restocking from her suppliers. But every month, the numbers didn’t add up.</w:t>
+        <w:t xml:space="preserve">Grace Addo-Mensah has run Grace’s Pharmacy in Osu for seven years. By all appearances, the business was doing well. Steady foot traffic, a loyal customer base, and consistent restocking from her suppliers. But every month, the numbers didn’t add up.</w:t>
       </w:r>
     </w:p>
     <w:p>
@@ -318,7 +498,7 @@
         <w:t xml:space="preserve"> </w:t>
       </w:r>
       <w:r>
-        <w:t xml:space="preserve">Her evening cashier had developed a pattern — processing legitimate sales during the day, but voiding 2-3 transactions near closing time when the pharmacy was quiet. The cashier would pocket the cash from voided sales. Because Grace closed the shop herself only 3 days a week, she had no way to catch it.</w:t>
+        <w:t xml:space="preserve">Her evening cashier had developed a pattern. Processing legitimate sales during the day, but voiding 2-3 transactions near closing time when the pharmacy was quiet. The cashier would pocket the cash from voided sales. Because Grace closed the shop herself only 3 days a week, she had no way to catch it.</w:t>
       </w:r>
     </w:p>
     <w:p>
@@ -336,7 +516,7 @@
         <w:t xml:space="preserve"> </w:t>
       </w:r>
       <w:r>
-        <w:t xml:space="preserve">Grace extended credit to regular customers — teachers, nurses, and families she’d known for years. She recorded these in a notebook, but entries were often incomplete. Customer names were abbreviated. Amounts weren’t always updated when partial payments came in. Over time, she lost track of approximately GHS 4,800 in outstanding credit — money owed to her that she couldn’t confidently collect.</w:t>
+        <w:t xml:space="preserve">Grace extended credit to regular customers. Teachers, nurses, and families she’d known for years. She recorded these in a notebook, but entries were often incomplete. Customer names were abbreviated. Amounts weren’t always updated when partial payments came in. Over time, she lost track of approximately GHS 4,800 in outstanding credit. Money owed to her that she couldn’t confidently collect.</w:t>
       </w:r>
     </w:p>
     <w:p>
@@ -354,8 +534,8 @@
         </w:pict>
       </w:r>
     </w:p>
-    <w:bookmarkEnd w:id="11"/>
-    <w:bookmarkStart w:id="12" w:name="the-solution"/>
+    <w:bookmarkEnd w:id="12"/>
+    <w:bookmarkStart w:id="13" w:name="the-solution"/>
     <w:p>
       <w:pPr>
         <w:pStyle w:val="Heading3"/>
@@ -369,7 +549,7 @@
         <w:pStyle w:val="FirstParagraph"/>
       </w:pPr>
       <w:r>
-        <w:t xml:space="preserve">Grace’s accountant recommended QuadERP after seeing it at a Ghana Pharmacy Council event. Grace was skeptical — she’d tried a basic POS app two years earlier and abandoned it after a week because it was</w:t>
+        <w:t xml:space="preserve">Grace’s accountant recommended QuadERP after seeing it at a Ghana Pharmacy Council event. Grace was skeptical. She’d tried a basic POS app two years earlier and abandoned it after a week because it was</w:t>
       </w:r>
       <w:r>
         <w:t xml:space="preserve"> </w:t>
@@ -383,7 +563,7 @@
         <w:pStyle w:val="BodyText"/>
       </w:pPr>
       <w:r>
-        <w:t xml:space="preserve">She started her free trial on a Monday. A QuadERP field rep came to her pharmacy and set up the system in 25 minutes — loading her top 120 products with prices, configuring her Mobile Money payment option, and training her cashier on the basics.</w:t>
+        <w:t xml:space="preserve">She started her free trial on a Monday. A QuadERP field rep came to her pharmacy and set up the system in 25 minutes. Loading her top 120 products with prices, configuring her Mobile Money payment option, and training her cashier on the basics.</w:t>
       </w:r>
     </w:p>
     <w:p>
@@ -401,7 +581,7 @@
         <w:t xml:space="preserve"> </w:t>
       </w:r>
       <w:r>
-        <w:t xml:space="preserve">Grace’s staff processed all sales through QuadERP. The transition from the paper ledger was immediate — the cashier found the system easier than writing in the book because product search was faster than flipping pages.</w:t>
+        <w:t xml:space="preserve">Grace’s staff processed all sales through QuadERP. The transition from the paper ledger was immediate, the cashier found the system easier than writing in the book because product search was faster than flipping pages.</w:t>
       </w:r>
     </w:p>
     <w:p>
@@ -429,7 +609,7 @@
           <w:b/>
           <w:bCs/>
         </w:rPr>
-        <w:t xml:space="preserve">3 voids processed between 7:30 PM and 8:15 PM on a Tuesday — all by the same cashier, all for amounts between GHS 60 and GHS 150.</w:t>
+        <w:t xml:space="preserve">3 voids processed between 7:30 PM and 8:15 PM on a Tuesday, all by the same cashier, all for amounts between GHS 60 and GHS 150.</w:t>
       </w:r>
       <w:r>
         <w:t xml:space="preserve"> </w:t>
@@ -479,7 +659,7 @@
         <w:t xml:space="preserve"> </w:t>
       </w:r>
       <w:r>
-        <w:t xml:space="preserve">Grace now checks her QuadERP dashboard every morning before opening and every evening before closing. She reviews the void report daily. She runs a random stocktake of 15-20 high-value items every Saturday morning — the system compares her physical count to the expected count instantly.</w:t>
+        <w:t xml:space="preserve">Grace now checks her QuadERP dashboard every morning before opening and every evening before closing. She reviews the void report daily. She runs a random stocktake of 15-20 high-value items every Saturday morning, the system compares her physical count to the expected count instantly.</w:t>
       </w:r>
     </w:p>
     <w:p>
@@ -489,8 +669,8 @@
         </w:pict>
       </w:r>
     </w:p>
-    <w:bookmarkEnd w:id="12"/>
-    <w:bookmarkStart w:id="13" w:name="the-results"/>
+    <w:bookmarkEnd w:id="13"/>
+    <w:bookmarkStart w:id="14" w:name="the-results"/>
     <w:p>
       <w:pPr>
         <w:pStyle w:val="Heading3"/>
@@ -743,7 +923,7 @@
               <w:pStyle w:val="Compact"/>
             </w:pPr>
             <w:r>
-              <w:t xml:space="preserve">—</w:t>
+              <w:t xml:space="preserve">,</w:t>
             </w:r>
           </w:p>
         </w:tc>
@@ -767,8 +947,8 @@
         </w:pict>
       </w:r>
     </w:p>
-    <w:bookmarkEnd w:id="13"/>
-    <w:bookmarkStart w:id="14" w:name="graces-words"/>
+    <w:bookmarkEnd w:id="14"/>
+    <w:bookmarkStart w:id="15" w:name="graces-words"/>
     <w:p>
       <w:pPr>
         <w:pStyle w:val="Heading3"/>
@@ -782,7 +962,7 @@
         <w:pStyle w:val="BlockText"/>
       </w:pPr>
       <w:r>
-        <w:t xml:space="preserve">“I tell every pharmacy owner I know — you think your business is fine because the shelves are full and customers are coming. But you don’t know what you don’t know. QuadERP showed me where my money was going, and now I keep more of it. My only regret is not starting sooner.”</w:t>
+        <w:t xml:space="preserve">“I tell every pharmacy owner I know. You think your business is fine because the shelves are full and customers are coming. But you don’t know what you don’t know. QuadERP showed me where my money was going, and now I keep more of it. My only regret is not starting sooner.”</w:t>
       </w:r>
     </w:p>
     <w:p>
@@ -792,8 +972,8 @@
         </w:pict>
       </w:r>
     </w:p>
-    <w:bookmarkEnd w:id="14"/>
-    <w:bookmarkStart w:id="15" w:name="social-media-pull-quote"/>
+    <w:bookmarkEnd w:id="15"/>
+    <w:bookmarkStart w:id="16" w:name="social-media-pull-quote"/>
     <w:p>
       <w:pPr>
         <w:pStyle w:val="Heading3"/>
@@ -810,10 +990,7 @@
         <w:t xml:space="preserve">“I was losing GHS 2,400 every month and had no idea. QuadERP caught the pattern in Week 2. My annual savings? Over GHS 28,000.”</w:t>
       </w:r>
       <w:r>
-        <w:t xml:space="preserve"> </w:t>
-      </w:r>
-      <w:r>
-        <w:t xml:space="preserve">— Grace Addo-Mensah, Pharmacy Owner, Osu 🏥💰</w:t>
+        <w:t xml:space="preserve">. Grace Addo-Mensah, Pharmacy Owner, Osu 🏥💰</w:t>
       </w:r>
     </w:p>
     <w:p>
@@ -830,18 +1007,18 @@
         </w:pict>
       </w:r>
     </w:p>
-    <w:bookmarkEnd w:id="15"/>
     <w:bookmarkEnd w:id="16"/>
-    <w:bookmarkStart w:id="23" w:name="X56daebf84e235f4b8587793cf9783427fdb73c4"/>
+    <w:bookmarkEnd w:id="17"/>
+    <w:bookmarkStart w:id="24" w:name="Xccdca1d41fcdc7c939642fccce2dedbada4b9c7"/>
     <w:p>
       <w:pPr>
         <w:pStyle w:val="Heading2"/>
       </w:pPr>
       <w:r>
-        <w:t xml:space="preserve">Case Study B: Glow Queens Beauty Supply — Taking Control Across 3 Branches</w:t>
-      </w:r>
-    </w:p>
-    <w:bookmarkStart w:id="17" w:name="business-profile-1"/>
+        <w:t xml:space="preserve">Scenario B (illustration): a three-branch beauty supply, taking control across branches</w:t>
+      </w:r>
+    </w:p>
+    <w:bookmarkStart w:id="18" w:name="business-profile-1"/>
     <w:p>
       <w:pPr>
         <w:pStyle w:val="Heading3"/>
@@ -1065,8 +1242,8 @@
         </w:pict>
       </w:r>
     </w:p>
-    <w:bookmarkEnd w:id="17"/>
-    <w:bookmarkStart w:id="18" w:name="the-problem-1"/>
+    <w:bookmarkEnd w:id="18"/>
+    <w:bookmarkStart w:id="19" w:name="the-problem-1"/>
     <w:p>
       <w:pPr>
         <w:pStyle w:val="Heading3"/>
@@ -1080,7 +1257,7 @@
         <w:pStyle w:val="FirstParagraph"/>
       </w:pPr>
       <w:r>
-        <w:t xml:space="preserve">Abigail Tetteh started Glow Queens as a single shop in East Legon in 2019. Within three years, demand pushed her to open branches in Madina and Kasoa. Growth was exciting — but it quickly became overwhelming.</w:t>
+        <w:t xml:space="preserve">Abigail Tetteh started Glow Queens as a single shop in East Legon in 2019. Within three years, demand pushed her to open branches in Madina and Kasoa. Growth was exciting, but it quickly became overwhelming.</w:t>
       </w:r>
     </w:p>
     <w:p>
@@ -1127,7 +1304,7 @@
         <w:t xml:space="preserve"> </w:t>
       </w:r>
       <w:r>
-        <w:t xml:space="preserve">Each branch manager ordered stock independently based on their own judgment. The result was chaos. East Legon would have 45 units of a hair product that wasn’t selling while Kasoa — where it was the top seller — would be out of stock for a week. Abigail estimated she was over-ordering on slow movers by GHS 8,000-12,000 per quarter while simultaneously losing sales from stockouts on popular items.</w:t>
+        <w:t xml:space="preserve">Each branch manager ordered stock independently based on their own judgment. The result was chaos. East Legon would have 45 units of a hair product that wasn’t selling while Kasoa. Where it was the top seller. Would be out of stock for a week. Abigail estimated she was over-ordering on slow movers by GHS 8,000-12,000 per quarter while simultaneously losing sales from stockouts on popular items.</w:t>
       </w:r>
     </w:p>
     <w:p>
@@ -1153,7 +1330,7 @@
         <w:t xml:space="preserve"> </w:t>
       </w:r>
       <w:r>
-        <w:t xml:space="preserve">Without a centralized system, Abigail drove to each branch at least twice a week — sometimes three times. The primary purpose was to count stock and reconcile cash. Between fuel, tolls, and the time cost, she estimated GHS 600-800 per month in what she called her</w:t>
+        <w:t xml:space="preserve">Without a centralized system, Abigail drove to each branch at least twice a week, sometimes three times. The primary purpose was to count stock and reconcile cash. Between fuel, tolls, and the time cost, she estimated GHS 600-800 per month in what she called her</w:t>
       </w:r>
       <w:r>
         <w:t xml:space="preserve"> </w:t>
@@ -1162,10 +1339,7 @@
         <w:t xml:space="preserve">“trust tax”</w:t>
       </w:r>
       <w:r>
-        <w:t xml:space="preserve"> </w:t>
-      </w:r>
-      <w:r>
-        <w:t xml:space="preserve">— the cost of not being able to trust remote numbers.</w:t>
+        <w:t xml:space="preserve">, the cost of not being able to trust remote numbers.</w:t>
       </w:r>
     </w:p>
     <w:p>
@@ -1193,8 +1367,8 @@
         </w:pict>
       </w:r>
     </w:p>
-    <w:bookmarkEnd w:id="18"/>
-    <w:bookmarkStart w:id="19" w:name="the-solution-1"/>
+    <w:bookmarkEnd w:id="19"/>
+    <w:bookmarkStart w:id="20" w:name="the-solution-1"/>
     <w:p>
       <w:pPr>
         <w:pStyle w:val="Heading3"/>
@@ -1216,7 +1390,7 @@
         <w:pStyle w:val="BodyText"/>
       </w:pPr>
       <w:r>
-        <w:t xml:space="preserve">She started with the Multi-Branch plan (GHS 600/month) and deployed across all three locations simultaneously. Each branch got a 2-hour setup and training session. The full rollout took one week.</w:t>
+        <w:t xml:space="preserve">She started with the Multi-Branch plan (GHS 450/month) and deployed across all three locations simultaneously. Each branch got a 2-hour setup and training session. The full rollout took one week.</w:t>
       </w:r>
     </w:p>
     <w:p>
@@ -1234,7 +1408,7 @@
         <w:t xml:space="preserve"> </w:t>
       </w:r>
       <w:r>
-        <w:t xml:space="preserve">For the first time, Abigail could see inventory levels across all three branches on one screen. Within the first month, she identified GHS 14,000 in slow-moving stock at East Legon and transferred the most transferable items to branches where they were selling. She initiated 6 cross-branch stock transfers in her first month — all tracked automatically in the system.</w:t>
+        <w:t xml:space="preserve">For the first time, Abigail could see inventory levels across all three branches on one screen. Within the first month, she identified GHS 14,000 in slow-moving stock at East Legon and transferred the most transferable items to branches where they were selling. She initiated 6 cross-branch stock transfers in her first month, all tracked automatically in the system.</w:t>
       </w:r>
     </w:p>
     <w:p>
@@ -1260,7 +1434,7 @@
         <w:t xml:space="preserve"> </w:t>
       </w:r>
       <w:r>
-        <w:t xml:space="preserve">Instead of each branch ordering independently, Abigail now reviews consolidated reports. She orders based on actual sell-through rates, not guesswork. Reorder points are set per product per location — the system alerts her when stock dips below threshold.</w:t>
+        <w:t xml:space="preserve">Instead of each branch ordering independently, Abigail now reviews consolidated reports. She orders based on actual sell-through rates, not guesswork. Reorder points are set per product per location, the system alerts her when stock dips below threshold.</w:t>
       </w:r>
     </w:p>
     <w:p>
@@ -1296,8 +1470,8 @@
         </w:pict>
       </w:r>
     </w:p>
-    <w:bookmarkEnd w:id="19"/>
-    <w:bookmarkStart w:id="20" w:name="the-results-1"/>
+    <w:bookmarkEnd w:id="20"/>
+    <w:bookmarkStart w:id="21" w:name="the-results-1"/>
     <w:p>
       <w:pPr>
         <w:pStyle w:val="Heading3"/>
@@ -1585,7 +1759,7 @@
               <w:pStyle w:val="Compact"/>
             </w:pPr>
             <w:r>
-              <w:t xml:space="preserve">—</w:t>
+              <w:t xml:space="preserve">,</w:t>
             </w:r>
           </w:p>
         </w:tc>
@@ -1609,8 +1783,8 @@
         </w:pict>
       </w:r>
     </w:p>
-    <w:bookmarkEnd w:id="20"/>
-    <w:bookmarkStart w:id="21" w:name="abigails-words"/>
+    <w:bookmarkEnd w:id="21"/>
+    <w:bookmarkStart w:id="22" w:name="abigails-words"/>
     <w:p>
       <w:pPr>
         <w:pStyle w:val="Heading3"/>
@@ -1636,7 +1810,7 @@
         <w:t xml:space="preserve"> </w:t>
       </w:r>
       <w:r>
-        <w:t xml:space="preserve">No. You need a system that shows you the truth — not what your manager TELLS you is the truth. QuadERP is that system. My 3 branches run better now with less of my time than one branch used to take.”</w:t>
+        <w:t xml:space="preserve">No. You need a system that shows you the truth, not what your manager TELLS you is the truth. QuadERP is that system. My 3 branches run better now with less of my time than one branch used to take.”</w:t>
       </w:r>
     </w:p>
     <w:p>
@@ -1646,8 +1820,8 @@
         </w:pict>
       </w:r>
     </w:p>
-    <w:bookmarkEnd w:id="21"/>
-    <w:bookmarkStart w:id="22" w:name="social-media-pull-quote-1"/>
+    <w:bookmarkEnd w:id="22"/>
+    <w:bookmarkStart w:id="23" w:name="social-media-pull-quote-1"/>
     <w:p>
       <w:pPr>
         <w:pStyle w:val="Heading3"/>
@@ -1664,10 +1838,7 @@
         <w:t xml:space="preserve">“I had GHS 14,000 of dead stock in one branch while another branch was losing sales of the same products. QuadERP showed me in my first week. Now I manage 3 branches from my phone.”</w:t>
       </w:r>
       <w:r>
-        <w:t xml:space="preserve"> </w:t>
-      </w:r>
-      <w:r>
-        <w:t xml:space="preserve">— Abigail Tetteh, Glow Queens Beauty Supply 💄✨</w:t>
+        <w:t xml:space="preserve">. Abigail Tetteh, Glow Queens Beauty Supply 💄✨</w:t>
       </w:r>
     </w:p>
     <w:p>
@@ -1677,9 +1848,9 @@
         </w:pict>
       </w:r>
     </w:p>
-    <w:bookmarkEnd w:id="22"/>
     <w:bookmarkEnd w:id="23"/>
-    <w:bookmarkStart w:id="24" w:name="usage-notes"/>
+    <w:bookmarkEnd w:id="24"/>
+    <w:bookmarkStart w:id="25" w:name="usage-notes"/>
     <w:p>
       <w:pPr>
         <w:pStyle w:val="Heading2"/>
@@ -1707,19 +1878,7 @@
         <w:t xml:space="preserve"> </w:t>
       </w:r>
       <w:r>
-        <w:t xml:space="preserve">Create dedicated case study pages with professional photography (when available). Include the metrics table as a visual infographic. Add a</w:t>
-      </w:r>
-      <w:r>
-        <w:t xml:space="preserve"> </w:t>
-      </w:r>
-      <w:r>
-        <w:t xml:space="preserve">“Start Your Free Trial”</w:t>
-      </w:r>
-      <w:r>
-        <w:t xml:space="preserve"> </w:t>
-      </w:r>
-      <w:r>
-        <w:t xml:space="preserve">CTA at the bottom of each case study.</w:t>
+        <w:t xml:space="preserve">Nothing here goes on the website. Build the page when a real customer has agreed to one, and use the structure below as the outline for what to ask them.</w:t>
       </w:r>
     </w:p>
     <w:p>
@@ -1741,7 +1900,7 @@
         <w:t xml:space="preserve"> </w:t>
       </w:r>
       <w:r>
-        <w:t xml:space="preserve">Include 1-2 slides per case study. Lead with the social media pull quote, then show the before/after metrics table. Keep text minimal — the numbers tell the story.</w:t>
+        <w:t xml:space="preserve">Include 1-2 slides per case study. Lead with the social media pull quote, then show the before/after metrics table. Keep text minimal, the numbers tell the story.</w:t>
       </w:r>
     </w:p>
     <w:p>
@@ -1763,13 +1922,19 @@
         <w:t xml:space="preserve"> </w:t>
       </w:r>
       <w:r>
-        <w:t xml:space="preserve">Reps can reference these case studies during conversations:</w:t>
-      </w:r>
-      <w:r>
-        <w:t xml:space="preserve"> </w:t>
-      </w:r>
-      <w:r>
-        <w:t xml:space="preserve">“We had a pharmacy owner in Osu who was losing GHS 2,400 a month without knowing it. The system caught it in 2 weeks.”</w:t>
+        <w:t xml:space="preserve">Do not quote these to a prospect.</w:t>
+      </w:r>
+      <w:r>
+        <w:t xml:space="preserve"> </w:t>
+      </w:r>
+      <w:r>
+        <w:t xml:space="preserve">“We had a pharmacy owner in Osu who was losing GHS 2,400 a month”</w:t>
+      </w:r>
+      <w:r>
+        <w:t xml:space="preserve"> </w:t>
+      </w:r>
+      <w:r>
+        <w:t xml:space="preserve">is a sentence about a person who does not exist, and saying it to a customer is not a shortcut, it is a lie. Talk about what the system watches for instead, which is true and checkable in the demo.</w:t>
       </w:r>
     </w:p>
     <w:p>
@@ -1791,16 +1956,19 @@
         <w:t xml:space="preserve"> </w:t>
       </w:r>
       <w:r>
-        <w:t xml:space="preserve">Extract individual metrics for standalone posts (e.g.,</w:t>
-      </w:r>
-      <w:r>
-        <w:t xml:space="preserve"> </w:t>
-      </w:r>
-      <w:r>
-        <w:t xml:space="preserve">“One pharmacy owner saved GHS 28,800 in a year by catching theft she didn’t even know was happening.”</w:t>
-      </w:r>
-      <w:r>
-        <w:t xml:space="preserve">).</w:t>
+        <w:t xml:space="preserve">Not until the numbers are real. A figure like</w:t>
+      </w:r>
+      <w:r>
+        <w:t xml:space="preserve"> </w:t>
+      </w:r>
+      <w:r>
+        <w:t xml:space="preserve">“GHS 28,800 saved in a year”</w:t>
+      </w:r>
+      <w:r>
+        <w:t xml:space="preserve"> </w:t>
+      </w:r>
+      <w:r>
+        <w:t xml:space="preserve">invites someone to ask which shop, and there is no answer.</w:t>
       </w:r>
     </w:p>
     <w:p>
@@ -1825,8 +1993,8 @@
         <w:t xml:space="preserve">As real customers agree to share their stories, update these case studies with actual data and names. The structure and format remain the same. Offer customers a 2-month free subscription in exchange for a published testimonial.</w:t>
       </w:r>
     </w:p>
-    <w:bookmarkEnd w:id="24"/>
     <w:bookmarkEnd w:id="25"/>
+    <w:bookmarkEnd w:id="26"/>
     <w:sectPr>
       <w:footnotePr>
         <w:numRestart w:val="eachSect"/>
